--- a/Документация за дипломен проект.docx
+++ b/Документация за дипломен проект.docx
@@ -1613,7 +1613,6 @@
         <w:rPr>
           <w:rFonts w:ascii="Times New Roman" w:eastAsia="Times New Roman" w:hAnsi="Times New Roman" w:cs="Times New Roman"/>
           <w:i/>
-          <w:color w:val="FF0000"/>
           <w:sz w:val="28"/>
           <w:szCs w:val="28"/>
         </w:rPr>
@@ -1623,478 +1622,13 @@
       <w:r>
         <w:br w:type="page"/>
       </w:r>
-      <w:r>
-        <w:rPr>
-          <w:rFonts w:ascii="Times New Roman" w:eastAsia="Times New Roman" w:hAnsi="Times New Roman" w:cs="Times New Roman"/>
-          <w:i/>
-          <w:color w:val="FF0000"/>
-          <w:sz w:val="28"/>
-          <w:szCs w:val="28"/>
-        </w:rPr>
-        <w:lastRenderedPageBreak/>
-        <w:t>Указания:</w:t>
-      </w:r>
-    </w:p>
-    <w:p>
-      <w:pPr>
-        <w:numPr>
-          <w:ilvl w:val="0"/>
-          <w:numId w:val="3"/>
-        </w:numPr>
-        <w:pBdr>
-          <w:top w:val="nil"/>
-          <w:left w:val="nil"/>
-          <w:bottom w:val="nil"/>
-          <w:right w:val="nil"/>
-          <w:between w:val="nil"/>
-        </w:pBdr>
-        <w:spacing w:line="336" w:lineRule="auto"/>
-        <w:ind w:left="360" w:firstLine="0"/>
-        <w:jc w:val="both"/>
-        <w:rPr>
-          <w:rFonts w:ascii="Times New Roman" w:eastAsia="Times New Roman" w:hAnsi="Times New Roman" w:cs="Times New Roman"/>
-          <w:i/>
-          <w:color w:val="FF0000"/>
-          <w:sz w:val="28"/>
-          <w:szCs w:val="28"/>
-        </w:rPr>
-      </w:pPr>
-      <w:bookmarkStart w:id="3" w:name="_heading=h.1fob9te" w:colFirst="0" w:colLast="0"/>
+    </w:p>
+    <w:p>
+      <w:pPr>
+        <w:pStyle w:val="Heading1"/>
+      </w:pPr>
+      <w:bookmarkStart w:id="3" w:name="_heading=h.d97zq67lmv07" w:colFirst="0" w:colLast="0"/>
       <w:bookmarkEnd w:id="3"/>
-      <w:r>
-        <w:rPr>
-          <w:rFonts w:ascii="Times New Roman" w:eastAsia="Times New Roman" w:hAnsi="Times New Roman" w:cs="Times New Roman"/>
-          <w:i/>
-          <w:color w:val="FF0000"/>
-          <w:sz w:val="28"/>
-          <w:szCs w:val="28"/>
-        </w:rPr>
-        <w:t>При попълването на документа да се използва стил „Дипломна работа“, в който е настроен шрифта и размера, така, че да бъде изпълнено условието за 30 реда и 60 символа в ред.</w:t>
-      </w:r>
-    </w:p>
-    <w:p>
-      <w:pPr>
-        <w:numPr>
-          <w:ilvl w:val="0"/>
-          <w:numId w:val="3"/>
-        </w:numPr>
-        <w:pBdr>
-          <w:top w:val="nil"/>
-          <w:left w:val="nil"/>
-          <w:bottom w:val="nil"/>
-          <w:right w:val="nil"/>
-          <w:between w:val="nil"/>
-        </w:pBdr>
-        <w:spacing w:line="336" w:lineRule="auto"/>
-        <w:ind w:left="360" w:firstLine="0"/>
-        <w:jc w:val="both"/>
-        <w:rPr>
-          <w:rFonts w:ascii="Times New Roman" w:eastAsia="Times New Roman" w:hAnsi="Times New Roman" w:cs="Times New Roman"/>
-          <w:i/>
-          <w:color w:val="FF0000"/>
-          <w:sz w:val="28"/>
-          <w:szCs w:val="28"/>
-        </w:rPr>
-      </w:pPr>
-      <w:r>
-        <w:rPr>
-          <w:rFonts w:ascii="Times New Roman" w:eastAsia="Times New Roman" w:hAnsi="Times New Roman" w:cs="Times New Roman"/>
-          <w:i/>
-          <w:color w:val="FF0000"/>
-          <w:sz w:val="28"/>
-          <w:szCs w:val="28"/>
-        </w:rPr>
-        <w:t>След попълването на основната информация, всички текстове в червено да се премахнат.</w:t>
-      </w:r>
-    </w:p>
-    <w:p>
-      <w:pPr>
-        <w:numPr>
-          <w:ilvl w:val="0"/>
-          <w:numId w:val="3"/>
-        </w:numPr>
-        <w:pBdr>
-          <w:top w:val="nil"/>
-          <w:left w:val="nil"/>
-          <w:bottom w:val="nil"/>
-          <w:right w:val="nil"/>
-          <w:between w:val="nil"/>
-        </w:pBdr>
-        <w:spacing w:line="336" w:lineRule="auto"/>
-        <w:ind w:left="360" w:firstLine="0"/>
-        <w:jc w:val="both"/>
-        <w:rPr>
-          <w:rFonts w:ascii="Times New Roman" w:eastAsia="Times New Roman" w:hAnsi="Times New Roman" w:cs="Times New Roman"/>
-          <w:i/>
-          <w:color w:val="FF0000"/>
-          <w:sz w:val="28"/>
-          <w:szCs w:val="28"/>
-        </w:rPr>
-      </w:pPr>
-      <w:r>
-        <w:rPr>
-          <w:rFonts w:ascii="Times New Roman" w:eastAsia="Times New Roman" w:hAnsi="Times New Roman" w:cs="Times New Roman"/>
-          <w:i/>
-          <w:color w:val="FF0000"/>
-          <w:sz w:val="28"/>
-          <w:szCs w:val="28"/>
-        </w:rPr>
-        <w:t xml:space="preserve">За формулирането на отделните точки в съдържанието използвайте стиловете </w:t>
-      </w:r>
-      <w:proofErr w:type="spellStart"/>
-      <w:r>
-        <w:rPr>
-          <w:rFonts w:ascii="Times New Roman" w:eastAsia="Times New Roman" w:hAnsi="Times New Roman" w:cs="Times New Roman"/>
-          <w:i/>
-          <w:color w:val="FF0000"/>
-          <w:sz w:val="28"/>
-          <w:szCs w:val="28"/>
-        </w:rPr>
-        <w:t>Heading</w:t>
-      </w:r>
-      <w:proofErr w:type="spellEnd"/>
-      <w:r>
-        <w:rPr>
-          <w:rFonts w:ascii="Times New Roman" w:eastAsia="Times New Roman" w:hAnsi="Times New Roman" w:cs="Times New Roman"/>
-          <w:i/>
-          <w:color w:val="FF0000"/>
-          <w:sz w:val="28"/>
-          <w:szCs w:val="28"/>
-        </w:rPr>
-        <w:t xml:space="preserve"> 1 (за основни дялове), </w:t>
-      </w:r>
-      <w:proofErr w:type="spellStart"/>
-      <w:r>
-        <w:rPr>
-          <w:rFonts w:ascii="Times New Roman" w:eastAsia="Times New Roman" w:hAnsi="Times New Roman" w:cs="Times New Roman"/>
-          <w:i/>
-          <w:color w:val="FF0000"/>
-          <w:sz w:val="28"/>
-          <w:szCs w:val="28"/>
-        </w:rPr>
-        <w:t>Heading</w:t>
-      </w:r>
-      <w:proofErr w:type="spellEnd"/>
-      <w:r>
-        <w:rPr>
-          <w:rFonts w:ascii="Times New Roman" w:eastAsia="Times New Roman" w:hAnsi="Times New Roman" w:cs="Times New Roman"/>
-          <w:i/>
-          <w:color w:val="FF0000"/>
-          <w:sz w:val="28"/>
-          <w:szCs w:val="28"/>
-        </w:rPr>
-        <w:t xml:space="preserve"> 2 (за отделните точки в дяловете), </w:t>
-      </w:r>
-      <w:proofErr w:type="spellStart"/>
-      <w:r>
-        <w:rPr>
-          <w:rFonts w:ascii="Times New Roman" w:eastAsia="Times New Roman" w:hAnsi="Times New Roman" w:cs="Times New Roman"/>
-          <w:i/>
-          <w:color w:val="FF0000"/>
-          <w:sz w:val="28"/>
-          <w:szCs w:val="28"/>
-        </w:rPr>
-        <w:t>Heading</w:t>
-      </w:r>
-      <w:proofErr w:type="spellEnd"/>
-      <w:r>
-        <w:rPr>
-          <w:rFonts w:ascii="Times New Roman" w:eastAsia="Times New Roman" w:hAnsi="Times New Roman" w:cs="Times New Roman"/>
-          <w:i/>
-          <w:color w:val="FF0000"/>
-          <w:sz w:val="28"/>
-          <w:szCs w:val="28"/>
-        </w:rPr>
-        <w:t xml:space="preserve"> 3( за отделните подточки във всяка точка на дяловете).  За описателния текст в точките използвайте стил „Дипломна работа“.</w:t>
-      </w:r>
-    </w:p>
-    <w:p>
-      <w:pPr>
-        <w:numPr>
-          <w:ilvl w:val="0"/>
-          <w:numId w:val="3"/>
-        </w:numPr>
-        <w:pBdr>
-          <w:top w:val="nil"/>
-          <w:left w:val="nil"/>
-          <w:bottom w:val="nil"/>
-          <w:right w:val="nil"/>
-          <w:between w:val="nil"/>
-        </w:pBdr>
-        <w:spacing w:line="336" w:lineRule="auto"/>
-        <w:ind w:left="360" w:firstLine="0"/>
-        <w:jc w:val="both"/>
-        <w:rPr>
-          <w:rFonts w:ascii="Times New Roman" w:eastAsia="Times New Roman" w:hAnsi="Times New Roman" w:cs="Times New Roman"/>
-          <w:i/>
-          <w:color w:val="FF0000"/>
-          <w:sz w:val="28"/>
-          <w:szCs w:val="28"/>
-        </w:rPr>
-      </w:pPr>
-      <w:r>
-        <w:rPr>
-          <w:rFonts w:ascii="Times New Roman" w:eastAsia="Times New Roman" w:hAnsi="Times New Roman" w:cs="Times New Roman"/>
-          <w:i/>
-          <w:color w:val="FF0000"/>
-          <w:sz w:val="28"/>
-          <w:szCs w:val="28"/>
-        </w:rPr>
-        <w:t>Всяка фигура, картинка и таблица да бъдат обозначени и номерирани. Използвайте пестеливо разполагане на текста спрямо фигурите/картинките, така, че при разпечатването да не се хаби излишен брой листи.</w:t>
-      </w:r>
-    </w:p>
-    <w:p>
-      <w:pPr>
-        <w:numPr>
-          <w:ilvl w:val="0"/>
-          <w:numId w:val="3"/>
-        </w:numPr>
-        <w:pBdr>
-          <w:top w:val="nil"/>
-          <w:left w:val="nil"/>
-          <w:bottom w:val="nil"/>
-          <w:right w:val="nil"/>
-          <w:between w:val="nil"/>
-        </w:pBdr>
-        <w:spacing w:line="336" w:lineRule="auto"/>
-        <w:ind w:left="360" w:firstLine="0"/>
-        <w:jc w:val="both"/>
-        <w:rPr>
-          <w:rFonts w:ascii="Times New Roman" w:eastAsia="Times New Roman" w:hAnsi="Times New Roman" w:cs="Times New Roman"/>
-          <w:i/>
-          <w:color w:val="FF0000"/>
-          <w:sz w:val="28"/>
-          <w:szCs w:val="28"/>
-        </w:rPr>
-      </w:pPr>
-      <w:r>
-        <w:rPr>
-          <w:rFonts w:ascii="Times New Roman" w:eastAsia="Times New Roman" w:hAnsi="Times New Roman" w:cs="Times New Roman"/>
-          <w:i/>
-          <w:color w:val="FF0000"/>
-          <w:sz w:val="28"/>
-          <w:szCs w:val="28"/>
-        </w:rPr>
-        <w:t>Спазвайте изискванията за използване и цитиране на чужди разработки (авторско право).</w:t>
-      </w:r>
-    </w:p>
-    <w:p>
-      <w:pPr>
-        <w:numPr>
-          <w:ilvl w:val="0"/>
-          <w:numId w:val="3"/>
-        </w:numPr>
-        <w:pBdr>
-          <w:top w:val="nil"/>
-          <w:left w:val="nil"/>
-          <w:bottom w:val="nil"/>
-          <w:right w:val="nil"/>
-          <w:between w:val="nil"/>
-        </w:pBdr>
-        <w:spacing w:line="336" w:lineRule="auto"/>
-        <w:ind w:left="360" w:firstLine="0"/>
-        <w:jc w:val="both"/>
-        <w:rPr>
-          <w:rFonts w:ascii="Times New Roman" w:eastAsia="Times New Roman" w:hAnsi="Times New Roman" w:cs="Times New Roman"/>
-          <w:i/>
-          <w:color w:val="FF0000"/>
-          <w:sz w:val="28"/>
-          <w:szCs w:val="28"/>
-        </w:rPr>
-      </w:pPr>
-      <w:r>
-        <w:rPr>
-          <w:rFonts w:ascii="Times New Roman" w:eastAsia="Times New Roman" w:hAnsi="Times New Roman" w:cs="Times New Roman"/>
-          <w:i/>
-          <w:color w:val="FF0000"/>
-          <w:sz w:val="28"/>
-          <w:szCs w:val="28"/>
-        </w:rPr>
-        <w:t xml:space="preserve">След като приключите с работата по всички точки и заличите ненужните текстове, направете обновяване на СЪДЪРЖАНИЕТО, така, че всички </w:t>
-      </w:r>
-      <w:proofErr w:type="spellStart"/>
-      <w:r>
-        <w:rPr>
-          <w:rFonts w:ascii="Times New Roman" w:eastAsia="Times New Roman" w:hAnsi="Times New Roman" w:cs="Times New Roman"/>
-          <w:i/>
-          <w:color w:val="FF0000"/>
-          <w:sz w:val="28"/>
-          <w:szCs w:val="28"/>
-        </w:rPr>
-        <w:t>нововъведени</w:t>
-      </w:r>
-      <w:proofErr w:type="spellEnd"/>
-      <w:r>
-        <w:rPr>
-          <w:rFonts w:ascii="Times New Roman" w:eastAsia="Times New Roman" w:hAnsi="Times New Roman" w:cs="Times New Roman"/>
-          <w:i/>
-          <w:color w:val="FF0000"/>
-          <w:sz w:val="28"/>
-          <w:szCs w:val="28"/>
-        </w:rPr>
-        <w:t xml:space="preserve"> точки и подточки да придобият местоположение спрямо страниците</w:t>
-      </w:r>
-    </w:p>
-    <w:p>
-      <w:pPr>
-        <w:numPr>
-          <w:ilvl w:val="0"/>
-          <w:numId w:val="3"/>
-        </w:numPr>
-        <w:pBdr>
-          <w:top w:val="nil"/>
-          <w:left w:val="nil"/>
-          <w:bottom w:val="nil"/>
-          <w:right w:val="nil"/>
-          <w:between w:val="nil"/>
-        </w:pBdr>
-        <w:spacing w:line="336" w:lineRule="auto"/>
-        <w:ind w:left="360" w:firstLine="0"/>
-        <w:jc w:val="both"/>
-        <w:rPr>
-          <w:rFonts w:ascii="Times New Roman" w:eastAsia="Times New Roman" w:hAnsi="Times New Roman" w:cs="Times New Roman"/>
-          <w:i/>
-          <w:color w:val="FF0000"/>
-          <w:sz w:val="28"/>
-          <w:szCs w:val="28"/>
-        </w:rPr>
-      </w:pPr>
-      <w:r>
-        <w:rPr>
-          <w:rFonts w:ascii="Times New Roman" w:eastAsia="Times New Roman" w:hAnsi="Times New Roman" w:cs="Times New Roman"/>
-          <w:i/>
-          <w:color w:val="FF0000"/>
-          <w:sz w:val="28"/>
-          <w:szCs w:val="28"/>
-        </w:rPr>
-        <w:t>В меню “</w:t>
-      </w:r>
-      <w:proofErr w:type="spellStart"/>
-      <w:r>
-        <w:rPr>
-          <w:rFonts w:ascii="Times New Roman" w:eastAsia="Times New Roman" w:hAnsi="Times New Roman" w:cs="Times New Roman"/>
-          <w:i/>
-          <w:color w:val="FF0000"/>
-          <w:sz w:val="28"/>
-          <w:szCs w:val="28"/>
-        </w:rPr>
-        <w:t>File</w:t>
-      </w:r>
-      <w:proofErr w:type="spellEnd"/>
-      <w:r>
-        <w:rPr>
-          <w:rFonts w:ascii="Times New Roman" w:eastAsia="Times New Roman" w:hAnsi="Times New Roman" w:cs="Times New Roman"/>
-          <w:i/>
-          <w:color w:val="FF0000"/>
-          <w:sz w:val="28"/>
-          <w:szCs w:val="28"/>
-        </w:rPr>
-        <w:t xml:space="preserve">”/ </w:t>
-      </w:r>
-      <w:proofErr w:type="spellStart"/>
-      <w:r>
-        <w:rPr>
-          <w:rFonts w:ascii="Times New Roman" w:eastAsia="Times New Roman" w:hAnsi="Times New Roman" w:cs="Times New Roman"/>
-          <w:i/>
-          <w:color w:val="FF0000"/>
-          <w:sz w:val="28"/>
-          <w:szCs w:val="28"/>
-        </w:rPr>
-        <w:t>info</w:t>
-      </w:r>
-      <w:proofErr w:type="spellEnd"/>
-      <w:r>
-        <w:rPr>
-          <w:rFonts w:ascii="Times New Roman" w:eastAsia="Times New Roman" w:hAnsi="Times New Roman" w:cs="Times New Roman"/>
-          <w:i/>
-          <w:color w:val="FF0000"/>
-          <w:sz w:val="28"/>
-          <w:szCs w:val="28"/>
-        </w:rPr>
-        <w:t xml:space="preserve">  въведете автора на документа, така, че при проверка от страна на рецензента авторството да бъде потвърдено недвусмислено .</w:t>
-      </w:r>
-    </w:p>
-    <w:p>
-      <w:pPr>
-        <w:numPr>
-          <w:ilvl w:val="0"/>
-          <w:numId w:val="3"/>
-        </w:numPr>
-        <w:pBdr>
-          <w:top w:val="nil"/>
-          <w:left w:val="nil"/>
-          <w:bottom w:val="nil"/>
-          <w:right w:val="nil"/>
-          <w:between w:val="nil"/>
-        </w:pBdr>
-        <w:spacing w:line="336" w:lineRule="auto"/>
-        <w:ind w:left="360" w:firstLine="0"/>
-        <w:jc w:val="both"/>
-        <w:rPr>
-          <w:rFonts w:ascii="Times New Roman" w:eastAsia="Times New Roman" w:hAnsi="Times New Roman" w:cs="Times New Roman"/>
-          <w:i/>
-          <w:color w:val="FF0000"/>
-          <w:sz w:val="28"/>
-          <w:szCs w:val="28"/>
-        </w:rPr>
-      </w:pPr>
-      <w:r>
-        <w:rPr>
-          <w:rFonts w:ascii="Times New Roman" w:eastAsia="Times New Roman" w:hAnsi="Times New Roman" w:cs="Times New Roman"/>
-          <w:i/>
-          <w:color w:val="FF0000"/>
-          <w:sz w:val="28"/>
-          <w:szCs w:val="28"/>
-        </w:rPr>
-        <w:t>Запишете файла с име- името на дипломанта и класа.</w:t>
-      </w:r>
-    </w:p>
-    <w:p>
-      <w:pPr>
-        <w:pBdr>
-          <w:top w:val="nil"/>
-          <w:left w:val="nil"/>
-          <w:bottom w:val="nil"/>
-          <w:right w:val="nil"/>
-          <w:between w:val="nil"/>
-        </w:pBdr>
-        <w:spacing w:line="336" w:lineRule="auto"/>
-        <w:ind w:left="360"/>
-        <w:jc w:val="both"/>
-        <w:rPr>
-          <w:rFonts w:ascii="Times New Roman" w:eastAsia="Times New Roman" w:hAnsi="Times New Roman" w:cs="Times New Roman"/>
-          <w:i/>
-          <w:sz w:val="28"/>
-          <w:szCs w:val="28"/>
-        </w:rPr>
-      </w:pPr>
-    </w:p>
-    <w:p>
-      <w:pPr>
-        <w:pBdr>
-          <w:top w:val="nil"/>
-          <w:left w:val="nil"/>
-          <w:bottom w:val="nil"/>
-          <w:right w:val="nil"/>
-          <w:between w:val="nil"/>
-        </w:pBdr>
-        <w:spacing w:line="336" w:lineRule="auto"/>
-        <w:ind w:left="360"/>
-        <w:jc w:val="both"/>
-        <w:rPr>
-          <w:rFonts w:ascii="Times New Roman" w:eastAsia="Times New Roman" w:hAnsi="Times New Roman" w:cs="Times New Roman"/>
-          <w:i/>
-          <w:sz w:val="28"/>
-          <w:szCs w:val="28"/>
-        </w:rPr>
-      </w:pPr>
-    </w:p>
-    <w:p>
-      <w:pPr>
-        <w:pStyle w:val="Heading1"/>
-      </w:pPr>
-      <w:bookmarkStart w:id="4" w:name="_heading=h.d97zq67lmv07" w:colFirst="0" w:colLast="0"/>
-      <w:bookmarkEnd w:id="4"/>
       <w:r>
         <w:rPr>
           <w:rStyle w:val="Strong"/>
@@ -4846,6 +4380,7 @@
       </w:pPr>
       <w:r>
         <w:rPr>
+          <w:noProof/>
           <w:sz w:val="28"/>
           <w:szCs w:val="28"/>
         </w:rPr>
@@ -5145,6 +4680,7 @@
       </w:r>
       <w:r>
         <w:rPr>
+          <w:noProof/>
           <w:sz w:val="28"/>
           <w:szCs w:val="28"/>
         </w:rPr>
@@ -6012,6 +5548,7 @@
       </w:pPr>
       <w:r>
         <w:rPr>
+          <w:noProof/>
           <w:sz w:val="28"/>
           <w:szCs w:val="28"/>
         </w:rPr>
@@ -6133,6 +5670,7 @@
       </w:pPr>
       <w:r>
         <w:rPr>
+          <w:noProof/>
           <w:sz w:val="28"/>
           <w:szCs w:val="28"/>
         </w:rPr>
@@ -6228,6 +5766,7 @@
       </w:pPr>
       <w:r>
         <w:rPr>
+          <w:noProof/>
           <w:sz w:val="28"/>
           <w:szCs w:val="28"/>
         </w:rPr>
@@ -6332,6 +5871,7 @@
       </w:pPr>
       <w:r>
         <w:rPr>
+          <w:noProof/>
           <w:sz w:val="28"/>
           <w:szCs w:val="28"/>
         </w:rPr>
@@ -6482,6 +6022,7 @@
       </w:pPr>
       <w:r>
         <w:rPr>
+          <w:noProof/>
           <w:sz w:val="28"/>
           <w:szCs w:val="28"/>
         </w:rPr>
@@ -7757,6 +7298,7 @@
       </w:pPr>
       <w:r>
         <w:rPr>
+          <w:noProof/>
           <w:sz w:val="28"/>
           <w:szCs w:val="28"/>
         </w:rPr>
@@ -7920,6 +7462,7 @@
       </w:pPr>
       <w:r>
         <w:rPr>
+          <w:noProof/>
           <w:sz w:val="28"/>
           <w:szCs w:val="28"/>
         </w:rPr>
@@ -7972,6 +7515,7 @@
       </w:pPr>
       <w:r>
         <w:rPr>
+          <w:noProof/>
           <w:sz w:val="28"/>
           <w:szCs w:val="28"/>
         </w:rPr>
@@ -8067,6 +7611,7 @@
       </w:pPr>
       <w:r>
         <w:rPr>
+          <w:noProof/>
           <w:sz w:val="28"/>
           <w:szCs w:val="28"/>
         </w:rPr>
@@ -8162,6 +7707,7 @@
       </w:pPr>
       <w:r>
         <w:rPr>
+          <w:noProof/>
           <w:sz w:val="28"/>
           <w:szCs w:val="28"/>
         </w:rPr>
@@ -8248,6 +7794,7 @@
       </w:pPr>
       <w:r>
         <w:rPr>
+          <w:noProof/>
           <w:sz w:val="28"/>
           <w:szCs w:val="28"/>
         </w:rPr>
@@ -8333,6 +7880,7 @@
       </w:pPr>
       <w:r>
         <w:rPr>
+          <w:noProof/>
           <w:sz w:val="28"/>
           <w:szCs w:val="28"/>
         </w:rPr>
@@ -8473,6 +8021,7 @@
       </w:pPr>
       <w:r>
         <w:rPr>
+          <w:noProof/>
           <w:sz w:val="28"/>
           <w:szCs w:val="28"/>
         </w:rPr>
@@ -8549,14 +8098,17 @@
       </w:r>
     </w:p>
     <w:p>
-      <w:bookmarkStart w:id="5" w:name="_heading=h.3dy6vkm" w:colFirst="0" w:colLast="0"/>
-      <w:bookmarkEnd w:id="5"/>
+      <w:bookmarkStart w:id="4" w:name="_heading=h.3dy6vkm" w:colFirst="0" w:colLast="0"/>
+      <w:bookmarkEnd w:id="4"/>
     </w:p>
     <w:p>
       <w:pPr>
         <w:jc w:val="center"/>
       </w:pPr>
       <w:r>
+        <w:rPr>
+          <w:noProof/>
+        </w:rPr>
         <w:drawing>
           <wp:inline distT="0" distB="0" distL="0" distR="0" wp14:anchorId="69B74C7E" wp14:editId="54C2D4DA">
             <wp:extent cx="5358688" cy="2598420"/>
@@ -9104,6 +8656,7 @@
       </w:pPr>
       <w:r>
         <w:rPr>
+          <w:noProof/>
           <w:sz w:val="28"/>
           <w:szCs w:val="28"/>
         </w:rPr>
@@ -9682,8 +9235,8 @@
       <w:pPr>
         <w:pStyle w:val="Heading1"/>
       </w:pPr>
-      <w:bookmarkStart w:id="6" w:name="_heading=h.1t3h5sf" w:colFirst="0" w:colLast="0"/>
-      <w:bookmarkEnd w:id="6"/>
+      <w:bookmarkStart w:id="5" w:name="_heading=h.1t3h5sf" w:colFirst="0" w:colLast="0"/>
+      <w:bookmarkEnd w:id="5"/>
       <w:r>
         <w:lastRenderedPageBreak/>
         <w:t>4. Информационни източници</w:t>
@@ -10052,8 +9605,8 @@
       <w:r>
         <w:br w:type="page"/>
       </w:r>
-      <w:bookmarkStart w:id="7" w:name="_heading=h.4d34og8" w:colFirst="0" w:colLast="0"/>
-      <w:bookmarkEnd w:id="7"/>
+      <w:bookmarkStart w:id="6" w:name="_heading=h.4d34og8" w:colFirst="0" w:colLast="0"/>
+      <w:bookmarkEnd w:id="6"/>
     </w:p>
     <w:p>
       <w:pPr>
@@ -10124,6 +9677,7 @@
       <w:r>
         <w:rPr>
           <w:rFonts w:ascii="Times New Roman" w:eastAsia="Times New Roman" w:hAnsi="Times New Roman" w:cs="Times New Roman"/>
+          <w:noProof/>
           <w:sz w:val="28"/>
           <w:szCs w:val="28"/>
         </w:rPr>
@@ -10193,6 +9747,7 @@
       <w:r>
         <w:rPr>
           <w:rFonts w:ascii="Times New Roman" w:eastAsia="Times New Roman" w:hAnsi="Times New Roman" w:cs="Times New Roman"/>
+          <w:noProof/>
           <w:sz w:val="28"/>
           <w:szCs w:val="28"/>
         </w:rPr>
@@ -10689,6 +10244,9 @@
     </w:p>
     <w:p>
       <w:r>
+        <w:rPr>
+          <w:noProof/>
+        </w:rPr>
         <w:drawing>
           <wp:inline distT="0" distB="0" distL="0" distR="0" wp14:anchorId="3E8BA30B" wp14:editId="01C76A5B">
             <wp:extent cx="5760720" cy="1412875"/>
@@ -10767,6 +10325,9 @@
     </w:p>
     <w:p>
       <w:r>
+        <w:rPr>
+          <w:noProof/>
+        </w:rPr>
         <w:drawing>
           <wp:inline distT="0" distB="0" distL="0" distR="0" wp14:anchorId="00243ABF" wp14:editId="08EE6325">
             <wp:extent cx="4667901" cy="1086002"/>
@@ -10847,6 +10408,7 @@
       <w:r>
         <w:rPr>
           <w:rFonts w:ascii="Times New Roman" w:eastAsia="Times New Roman" w:hAnsi="Times New Roman" w:cs="Times New Roman"/>
+          <w:noProof/>
           <w:sz w:val="28"/>
           <w:szCs w:val="28"/>
         </w:rPr>
@@ -10913,6 +10475,7 @@
       <w:r>
         <w:rPr>
           <w:rFonts w:ascii="Times New Roman" w:eastAsia="Times New Roman" w:hAnsi="Times New Roman" w:cs="Times New Roman"/>
+          <w:noProof/>
           <w:sz w:val="28"/>
           <w:szCs w:val="28"/>
         </w:rPr>
@@ -14395,28 +13958,28 @@
 </file>
 
 <file path=customXml/item1.xml><?xml version="1.0" encoding="utf-8"?>
+<b:Sources xmlns:b="http://schemas.openxmlformats.org/officeDocument/2006/bibliography" xmlns="http://schemas.openxmlformats.org/officeDocument/2006/bibliography" SelectedStyle="\APASixthEditionOfficeOnline.xsl" StyleName="APA" Version="6"/>
+</file>
+
+<file path=customXml/item2.xml><?xml version="1.0" encoding="utf-8"?>
 <go:gDocsCustomXmlDataStorage xmlns:go="http://customooxmlschemas.google.com/" xmlns:r="http://schemas.openxmlformats.org/officeDocument/2006/relationships" uri="GoogleDocsCustomDataVersion2">
   <go:docsCustomData xmlns:go="http://customooxmlschemas.google.com/" roundtripDataSignature="AMtx7mj2JD7wkcvVbM7jSSnSc/jde3rK4g==">CgMxLjAyCGguZ2pkZ3hzMg5oLmVyYThpNDRuNm9saDIJaC4zMGowemxsMgloLjFmb2I5dGUyDmguZDk3enE2N2xtdjA3MgloLjJldDkycDAyDmgucXA5NG10cTBzMTRzMg5oLmdqdm5jcWZ2YzYwaTIOaC45ZmR6OHdqMDM2dXYyDmgubTZpN2MybnA0Y2MzMgloLjNkeTZ2a20yCWguMXQzaDVzZjIJaC40ZDM0b2c4OAByITFYTFpxdFJxOXdFd09IQnR5b0hna2Z2ZWotemM1YWJ6Sw==</go:docsCustomData>
 </go:gDocsCustomXmlDataStorage>
 </file>
 
-<file path=customXml/item2.xml><?xml version="1.0" encoding="utf-8"?>
-<b:Sources xmlns:b="http://schemas.openxmlformats.org/officeDocument/2006/bibliography" xmlns="http://schemas.openxmlformats.org/officeDocument/2006/bibliography" SelectedStyle="\APASixthEditionOfficeOnline.xsl" StyleName="APA" Version="6"/>
+<file path=customXml/itemProps1.xml><?xml version="1.0" encoding="utf-8"?>
+<ds:datastoreItem xmlns:ds="http://schemas.openxmlformats.org/officeDocument/2006/customXml" ds:itemID="{935D569D-7FD8-455D-9C00-E540F1C8A802}">
+  <ds:schemaRefs>
+    <ds:schemaRef ds:uri="http://schemas.openxmlformats.org/officeDocument/2006/bibliography"/>
+  </ds:schemaRefs>
+</ds:datastoreItem>
 </file>
 
-<file path=customXml/itemProps1.xml><?xml version="1.0" encoding="utf-8"?>
+<file path=customXml/itemProps2.xml><?xml version="1.0" encoding="utf-8"?>
 <ds:datastoreItem xmlns:ds="http://schemas.openxmlformats.org/officeDocument/2006/customXml" ds:itemID="{11111111-1234-1234-1234-123412341234}">
   <ds:schemaRefs>
     <ds:schemaRef ds:uri="http://customooxmlschemas.google.com/"/>
     <ds:schemaRef ds:uri="http://schemas.openxmlformats.org/officeDocument/2006/relationships"/>
   </ds:schemaRefs>
 </ds:datastoreItem>
-</file>
-
-<file path=customXml/itemProps2.xml><?xml version="1.0" encoding="utf-8"?>
-<ds:datastoreItem xmlns:ds="http://schemas.openxmlformats.org/officeDocument/2006/customXml" ds:itemID="{935D569D-7FD8-455D-9C00-E540F1C8A802}">
-  <ds:schemaRefs>
-    <ds:schemaRef ds:uri="http://schemas.openxmlformats.org/officeDocument/2006/bibliography"/>
-  </ds:schemaRefs>
-</ds:datastoreItem>
 </file>